--- a/lab3/lab3_report_ready.docx
+++ b/lab3/lab3_report_ready.docx
@@ -5,10 +5,14 @@
     <w:p>
       <w:pPr>
         <w:jc w:val="center"/>
+        <w:rPr>
+          <w:lang w:val="ru-RU"/>
+        </w:rPr>
       </w:pPr>
       <w:r>
         <w:rPr>
           <w:b/>
+          <w:lang w:val="ru-RU"/>
         </w:rPr>
         <w:t>ОТЧЁТ</w:t>
       </w:r>
@@ -16,10 +20,14 @@
     <w:p>
       <w:pPr>
         <w:jc w:val="center"/>
+        <w:rPr>
+          <w:lang w:val="ru-RU"/>
+        </w:rPr>
       </w:pPr>
       <w:r>
         <w:rPr>
           <w:b/>
+          <w:lang w:val="ru-RU"/>
         </w:rPr>
         <w:t>по лабораторной работе №3</w:t>
       </w:r>
@@ -27,27 +35,75 @@
     <w:p>
       <w:pPr>
         <w:jc w:val="center"/>
+        <w:rPr>
+          <w:lang w:val="ru-RU"/>
+        </w:rPr>
       </w:pPr>
       <w:r>
         <w:rPr>
           <w:b/>
+          <w:lang w:val="ru-RU"/>
         </w:rPr>
         <w:t>Тема: «Экспертная система на основе нечеткой логики для анализа погодных условий городов России»</w:t>
       </w:r>
     </w:p>
     <w:p/>
+    <w:p/>
+    <w:p/>
+    <w:p/>
+    <w:p/>
+    <w:p/>
+    <w:p/>
+    <w:p/>
+    <w:p/>
+    <w:p/>
+    <w:p/>
+    <w:p/>
+    <w:p/>
+    <w:p/>
+    <w:p/>
     <w:p>
+      <w:pPr>
+        <w:rPr>
+          <w:lang w:val="ru-RU"/>
+        </w:rPr>
+      </w:pPr>
       <w:r>
-        <w:t>Студент: Мухаметзянов Малик</w:t>
+        <w:rPr>
+          <w:lang w:val="ru-RU"/>
+        </w:rPr>
+        <w:t xml:space="preserve">Студент: </w:t>
+      </w:r>
+      <w:r>
+        <w:rPr>
+          <w:lang w:val="ru-RU"/>
+        </w:rPr>
+        <w:t>____________</w:t>
       </w:r>
     </w:p>
     <w:p>
+      <w:pPr>
+        <w:rPr>
+          <w:lang w:val="ru-RU"/>
+        </w:rPr>
+      </w:pPr>
       <w:r>
+        <w:rPr>
+          <w:lang w:val="ru-RU"/>
+        </w:rPr>
         <w:t>Группа: ____________</w:t>
       </w:r>
     </w:p>
     <w:p>
+      <w:pPr>
+        <w:rPr>
+          <w:lang w:val="ru-RU"/>
+        </w:rPr>
+      </w:pPr>
       <w:r>
+        <w:rPr>
+          <w:lang w:val="ru-RU"/>
+        </w:rPr>
         <w:t>Преподаватель: ____________</w:t>
       </w:r>
     </w:p>
@@ -57,25 +113,37 @@
           <w:lang w:val="ru-RU"/>
         </w:rPr>
       </w:pPr>
-      <w:proofErr w:type="spellStart"/>
       <w:r>
-        <w:t>Дата</w:t>
-      </w:r>
-      <w:proofErr w:type="spellEnd"/>
-      <w:r>
-        <w:t>: 14.04.2026</w:t>
+        <w:rPr>
+          <w:lang w:val="ru-RU"/>
+        </w:rPr>
+        <w:t>Дата: 14.04.2026</w:t>
       </w:r>
     </w:p>
     <w:p>
+      <w:pPr>
+        <w:rPr>
+          <w:lang w:val="ru-RU"/>
+        </w:rPr>
+      </w:pPr>
       <w:r>
+        <w:rPr>
+          <w:lang w:val="ru-RU"/>
+        </w:rPr>
         <w:br w:type="page"/>
       </w:r>
     </w:p>
     <w:p>
       <w:pPr>
         <w:pStyle w:val="1"/>
+        <w:rPr>
+          <w:lang w:val="ru-RU"/>
+        </w:rPr>
       </w:pPr>
       <w:r>
+        <w:rPr>
+          <w:lang w:val="ru-RU"/>
+        </w:rPr>
         <w:lastRenderedPageBreak/>
         <w:t>1. Цель работы</w:t>
       </w:r>
@@ -84,9 +152,29 @@
       <w:pPr>
         <w:spacing w:line="360" w:lineRule="auto"/>
         <w:ind w:firstLine="709"/>
+        <w:rPr>
+          <w:lang w:val="ru-RU"/>
+        </w:rPr>
       </w:pPr>
       <w:r>
-        <w:t>Разработать экспертную систему нечеткого вывода на основе алгоритма Мамдани для анализа погодных условий в городах Казань, Москва и Санкт-Петербург с использованием реальных погодных данных.</w:t>
+        <w:rPr>
+          <w:lang w:val="ru-RU"/>
+        </w:rPr>
+        <w:t xml:space="preserve">Разработать экспертную систему нечеткого вывода на основе алгоритма </w:t>
+      </w:r>
+      <w:proofErr w:type="spellStart"/>
+      <w:r>
+        <w:rPr>
+          <w:lang w:val="ru-RU"/>
+        </w:rPr>
+        <w:t>Мамдани</w:t>
+      </w:r>
+      <w:proofErr w:type="spellEnd"/>
+      <w:r>
+        <w:rPr>
+          <w:lang w:val="ru-RU"/>
+        </w:rPr>
+        <w:t xml:space="preserve"> для анализа погодных условий в городах Казань, Москва и Санкт-Петербург с использованием реальных погодных данных.</w:t>
       </w:r>
     </w:p>
     <w:p>
@@ -100,56 +188,161 @@
     <w:p>
       <w:pPr>
         <w:pStyle w:val="a0"/>
+        <w:rPr>
+          <w:lang w:val="ru-RU"/>
+        </w:rPr>
       </w:pPr>
       <w:r>
-        <w:t>Получить текущую погоду через OpenWeatherMap API.</w:t>
+        <w:rPr>
+          <w:lang w:val="ru-RU"/>
+        </w:rPr>
+        <w:t xml:space="preserve">Получить текущую погоду через </w:t>
+      </w:r>
+      <w:proofErr w:type="spellStart"/>
+      <w:r>
+        <w:t>OpenWeatherMap</w:t>
+      </w:r>
+      <w:proofErr w:type="spellEnd"/>
+      <w:r>
+        <w:rPr>
+          <w:lang w:val="ru-RU"/>
+        </w:rPr>
+        <w:t xml:space="preserve"> </w:t>
+      </w:r>
+      <w:r>
+        <w:t>API</w:t>
+      </w:r>
+      <w:r>
+        <w:rPr>
+          <w:lang w:val="ru-RU"/>
+        </w:rPr>
+        <w:t>.</w:t>
       </w:r>
     </w:p>
     <w:p>
       <w:pPr>
         <w:pStyle w:val="a0"/>
+        <w:rPr>
+          <w:lang w:val="ru-RU"/>
+        </w:rPr>
       </w:pPr>
       <w:r>
-        <w:t>Получить исторические данные через Open-Meteo API за 2021-2025 годы.</w:t>
+        <w:rPr>
+          <w:lang w:val="ru-RU"/>
+        </w:rPr>
+        <w:t xml:space="preserve">Получить исторические данные через </w:t>
+      </w:r>
+      <w:r>
+        <w:t>Open</w:t>
+      </w:r>
+      <w:r>
+        <w:rPr>
+          <w:lang w:val="ru-RU"/>
+        </w:rPr>
+        <w:t>-</w:t>
+      </w:r>
+      <w:proofErr w:type="spellStart"/>
+      <w:r>
+        <w:t>Meteo</w:t>
+      </w:r>
+      <w:proofErr w:type="spellEnd"/>
+      <w:r>
+        <w:rPr>
+          <w:lang w:val="ru-RU"/>
+        </w:rPr>
+        <w:t xml:space="preserve"> </w:t>
+      </w:r>
+      <w:r>
+        <w:t>API</w:t>
+      </w:r>
+      <w:r>
+        <w:rPr>
+          <w:lang w:val="ru-RU"/>
+        </w:rPr>
+        <w:t xml:space="preserve"> за 2021-2025 годы.</w:t>
       </w:r>
     </w:p>
     <w:p>
       <w:pPr>
         <w:pStyle w:val="a0"/>
+        <w:rPr>
+          <w:lang w:val="ru-RU"/>
+        </w:rPr>
       </w:pPr>
       <w:r>
+        <w:rPr>
+          <w:lang w:val="ru-RU"/>
+        </w:rPr>
         <w:t>Рассчитать климатические нормы по сезонам.</w:t>
       </w:r>
     </w:p>
     <w:p>
       <w:pPr>
         <w:pStyle w:val="a0"/>
+        <w:rPr>
+          <w:lang w:val="ru-RU"/>
+        </w:rPr>
       </w:pPr>
       <w:r>
+        <w:rPr>
+          <w:lang w:val="ru-RU"/>
+        </w:rPr>
         <w:t>Построить нечеткие функции принадлежности для температуры, влажности и ветра.</w:t>
       </w:r>
     </w:p>
     <w:p>
       <w:pPr>
         <w:pStyle w:val="a0"/>
+        <w:rPr>
+          <w:lang w:val="ru-RU"/>
+        </w:rPr>
       </w:pPr>
       <w:r>
-        <w:t>Выполнить нечеткий вывод Мамдани и оценить комфорт/аномальность.</w:t>
+        <w:rPr>
+          <w:lang w:val="ru-RU"/>
+        </w:rPr>
+        <w:t xml:space="preserve">Выполнить нечеткий вывод </w:t>
+      </w:r>
+      <w:proofErr w:type="spellStart"/>
+      <w:r>
+        <w:rPr>
+          <w:lang w:val="ru-RU"/>
+        </w:rPr>
+        <w:t>Мамдани</w:t>
+      </w:r>
+      <w:proofErr w:type="spellEnd"/>
+      <w:r>
+        <w:rPr>
+          <w:lang w:val="ru-RU"/>
+        </w:rPr>
+        <w:t xml:space="preserve"> и оценить комфорт/аномальность.</w:t>
       </w:r>
     </w:p>
     <w:p>
       <w:pPr>
         <w:pStyle w:val="a0"/>
+        <w:rPr>
+          <w:lang w:val="ru-RU"/>
+        </w:rPr>
       </w:pPr>
       <w:r>
+        <w:rPr>
+          <w:lang w:val="ru-RU"/>
+        </w:rPr>
         <w:t>Сформировать рекомендации и визуализировать результаты.</w:t>
       </w:r>
     </w:p>
     <w:p>
       <w:pPr>
         <w:pStyle w:val="1"/>
+        <w:rPr>
+          <w:lang w:val="ru-RU"/>
+        </w:rPr>
       </w:pPr>
       <w:r>
+        <w:rPr>
+          <w:lang w:val="ru-RU"/>
+        </w:rPr>
         <w:t>3. Теоретическая часть</w:t>
       </w:r>
     </w:p>
@@ -157,9 +350,57 @@
       <w:pPr>
         <w:spacing w:line="360" w:lineRule="auto"/>
         <w:ind w:firstLine="709"/>
+        <w:rPr>
+          <w:lang w:val="ru-RU"/>
+        </w:rPr>
       </w:pPr>
       <w:r>
-        <w:t>Нечеткая логика позволяет представлять погодные показатели через лингвистические термы «холодно», «нормально», «жарко», а также учитывать неполноту и расплывчатость экспертных оценок. В работе использован алгоритм Мамдани, включающий фаззификацию, применение правил, аккумуляцию и дефаззификацию.</w:t>
+        <w:rPr>
+          <w:lang w:val="ru-RU"/>
+        </w:rPr>
+        <w:t xml:space="preserve">Нечеткая логика позволяет представлять погодные показатели через лингвистические термы «холодно», «нормально», «жарко», а также учитывать неполноту и расплывчатость экспертных оценок. В работе использован алгоритм </w:t>
+      </w:r>
+      <w:proofErr w:type="spellStart"/>
+      <w:r>
+        <w:rPr>
+          <w:lang w:val="ru-RU"/>
+        </w:rPr>
+        <w:t>Мамдани</w:t>
+      </w:r>
+      <w:proofErr w:type="spellEnd"/>
+      <w:r>
+        <w:rPr>
+          <w:lang w:val="ru-RU"/>
+        </w:rPr>
+        <w:t xml:space="preserve">, включающий </w:t>
+      </w:r>
+      <w:proofErr w:type="spellStart"/>
+      <w:r>
+        <w:rPr>
+          <w:lang w:val="ru-RU"/>
+        </w:rPr>
+        <w:t>фаззификацию</w:t>
+      </w:r>
+      <w:proofErr w:type="spellEnd"/>
+      <w:r>
+        <w:rPr>
+          <w:lang w:val="ru-RU"/>
+        </w:rPr>
+        <w:t xml:space="preserve">, применение правил, аккумуляцию и </w:t>
+      </w:r>
+      <w:proofErr w:type="spellStart"/>
+      <w:r>
+        <w:rPr>
+          <w:lang w:val="ru-RU"/>
+        </w:rPr>
+        <w:t>дефаззификацию</w:t>
+      </w:r>
+      <w:proofErr w:type="spellEnd"/>
+      <w:r>
+        <w:rPr>
+          <w:lang w:val="ru-RU"/>
+        </w:rPr>
+        <w:t>.</w:t>
       </w:r>
     </w:p>
     <w:p>
@@ -173,24 +414,42 @@
     <w:p>
       <w:pPr>
         <w:pStyle w:val="a0"/>
+        <w:rPr>
+          <w:lang w:val="ru-RU"/>
+        </w:rPr>
       </w:pPr>
       <w:r>
+        <w:rPr>
+          <w:lang w:val="ru-RU"/>
+        </w:rPr>
         <w:t>Казань: зимой при ясной тихой погоде возможны локальные перепады температуры.</w:t>
       </w:r>
     </w:p>
     <w:p>
       <w:pPr>
         <w:pStyle w:val="a0"/>
+        <w:rPr>
+          <w:lang w:val="ru-RU"/>
+        </w:rPr>
       </w:pPr>
       <w:r>
+        <w:rPr>
+          <w:lang w:val="ru-RU"/>
+        </w:rPr>
         <w:t>Москва: летом тепловая нагрузка в плотной городской застройке выше средней.</w:t>
       </w:r>
     </w:p>
     <w:p>
       <w:pPr>
         <w:pStyle w:val="a0"/>
+        <w:rPr>
+          <w:lang w:val="ru-RU"/>
+        </w:rPr>
       </w:pPr>
       <w:r>
+        <w:rPr>
+          <w:lang w:val="ru-RU"/>
+        </w:rPr>
         <w:t>Санкт-Петербург: при сильном ветре риск погодного дискомфорта резко растёт.</w:t>
       </w:r>
     </w:p>
@@ -259,8 +518,14 @@
     <w:p>
       <w:pPr>
         <w:pStyle w:val="1"/>
+        <w:rPr>
+          <w:lang w:val="ru-RU"/>
+        </w:rPr>
       </w:pPr>
       <w:r>
+        <w:rPr>
+          <w:lang w:val="ru-RU"/>
+        </w:rPr>
         <w:t>6. Результаты работы</w:t>
       </w:r>
     </w:p>
@@ -268,8 +533,14 @@
       <w:pPr>
         <w:spacing w:line="360" w:lineRule="auto"/>
         <w:ind w:firstLine="709"/>
+        <w:rPr>
+          <w:lang w:val="ru-RU"/>
+        </w:rPr>
       </w:pPr>
       <w:r>
+        <w:rPr>
+          <w:lang w:val="ru-RU"/>
+        </w:rPr>
         <w:t>Анализ выполнен для текущего сезона: Весна.</w:t>
       </w:r>
     </w:p>
@@ -296,9 +567,11 @@
             <w:tcW w:w="1077" w:type="dxa"/>
           </w:tcPr>
           <w:p>
+            <w:proofErr w:type="spellStart"/>
             <w:r>
               <w:t>Город</w:t>
             </w:r>
+            <w:proofErr w:type="spellEnd"/>
           </w:p>
         </w:tc>
         <w:tc>
@@ -1255,8 +1528,14 @@
     <w:p>
       <w:pPr>
         <w:pStyle w:val="1"/>
+        <w:rPr>
+          <w:lang w:val="ru-RU"/>
+        </w:rPr>
       </w:pPr>
       <w:r>
+        <w:rPr>
+          <w:lang w:val="ru-RU"/>
+        </w:rPr>
         <w:t>7. Анализ результатов</w:t>
       </w:r>
     </w:p>
@@ -1264,38 +1543,149 @@
       <w:pPr>
         <w:spacing w:line="360" w:lineRule="auto"/>
         <w:ind w:firstLine="709"/>
+        <w:rPr>
+          <w:lang w:val="ru-RU"/>
+        </w:rPr>
       </w:pPr>
       <w:r>
-        <w:t>Казань: текущая температура 13.2°C при сезонной норме 5.7°C, влажность 70.0% и ветер 7.3 м/с. Лингвистическая интерпретация: температура — «Жарко», влажность — «Нормально», ветер — «Сильный». Интегральный комфорт = 18.8, аномальность = 55.6. Ключевые рекомендации: Есть умеренное отклонение от сезонной нормы, поэтому одежду и активность лучше подбирать по фактической погоде.; Комфорт понижен: стоит усилить защиту от холода, сырости или ветра.; Температура выше нормы на 7.5°C..</w:t>
+        <w:rPr>
+          <w:lang w:val="ru-RU"/>
+        </w:rPr>
+        <w:t>Казань: текущая температура 13.2°</w:t>
       </w:r>
+      <w:r>
+        <w:t>C</w:t>
+      </w:r>
+      <w:r>
+        <w:rPr>
+          <w:lang w:val="ru-RU"/>
+        </w:rPr>
+        <w:t xml:space="preserve"> при сезонной норме 5.7°</w:t>
+      </w:r>
+      <w:r>
+        <w:t>C</w:t>
+      </w:r>
+      <w:r>
+        <w:rPr>
+          <w:lang w:val="ru-RU"/>
+        </w:rPr>
+        <w:t>, влажность 70.0% и ветер 7.3 м/с. Лингвистическая интерпретация: температура — «Жарко», влажность — «Нормально», ветер — «Сильный». Интегральный комфорт = 18.8, аномальность = 55.6. Ключевые рекомендации: Есть умеренное отклонение от сезонной нормы, поэтому одежду и активность лучше подбирать по фактической погоде.; Комфорт понижен: стоит усилить защиту от холода, сырости или ветра.; Температура выше нормы на 7.5°</w:t>
+      </w:r>
+      <w:proofErr w:type="gramStart"/>
+      <w:r>
+        <w:t>C</w:t>
+      </w:r>
+      <w:r>
+        <w:rPr>
+          <w:lang w:val="ru-RU"/>
+        </w:rPr>
+        <w:t>..</w:t>
+      </w:r>
+      <w:proofErr w:type="gramEnd"/>
     </w:p>
     <w:p>
       <w:pPr>
         <w:spacing w:line="360" w:lineRule="auto"/>
         <w:ind w:firstLine="709"/>
+        <w:rPr>
+          <w:lang w:val="ru-RU"/>
+        </w:rPr>
       </w:pPr>
       <w:r>
-        <w:t xml:space="preserve">Москва: текущая температура 8.3°C при сезонной норме 6.0°C, влажность 76.0% и ветер 5.6 м/с. Лингвистическая интерпретация: температура — «Нормально», влажность — «Нормально», ветер — «Сильный». Интегральный комфорт = 70.0, аномальность = 40.0. Ключевые рекомендации: Текущая погода </w:t>
+        <w:rPr>
+          <w:lang w:val="ru-RU"/>
+        </w:rPr>
+        <w:t>Москва: текущая температура 8.3°</w:t>
       </w:r>
       <w:r>
+        <w:t>C</w:t>
+      </w:r>
+      <w:r>
+        <w:rPr>
+          <w:lang w:val="ru-RU"/>
+        </w:rPr>
+        <w:t xml:space="preserve"> при сезонной норме 6.0°</w:t>
+      </w:r>
+      <w:r>
+        <w:t>C</w:t>
+      </w:r>
+      <w:r>
+        <w:rPr>
+          <w:lang w:val="ru-RU"/>
+        </w:rPr>
+        <w:t xml:space="preserve">, влажность 76.0% и ветер 5.6 м/с. Лингвистическая интерпретация: температура — «Нормально», влажность — «Нормально», ветер — «Сильный». Интегральный комфорт = 70.0, аномальность = 40.0. Ключевые рекомендации: Текущая погода </w:t>
+      </w:r>
+      <w:r>
+        <w:rPr>
+          <w:lang w:val="ru-RU"/>
+        </w:rPr>
         <w:lastRenderedPageBreak/>
-        <w:t>близка к сезонной климатической норме.; Комфорт умеренный: лучше выбрать многослойную одежду и учитывать ветер.; Температура близко к норме..</w:t>
+        <w:t xml:space="preserve">близка к сезонной климатической норме.; Комфорт умеренный: лучше выбрать многослойную одежду и учитывать ветер.; Температура близко к </w:t>
       </w:r>
+      <w:proofErr w:type="gramStart"/>
+      <w:r>
+        <w:rPr>
+          <w:lang w:val="ru-RU"/>
+        </w:rPr>
+        <w:t>норме..</w:t>
+      </w:r>
+      <w:proofErr w:type="gramEnd"/>
     </w:p>
     <w:p>
       <w:pPr>
         <w:spacing w:line="360" w:lineRule="auto"/>
         <w:ind w:firstLine="709"/>
+        <w:rPr>
+          <w:lang w:val="ru-RU"/>
+        </w:rPr>
       </w:pPr>
       <w:r>
-        <w:t>Санкт-Петербург: текущая температура 10.0°C при сезонной норме 4.8°C, влажность 63.0% и ветер 2.0 м/с. Лингвистическая интерпретация: температура — «Жарко», влажность — «Сухо», ветер — «Слабый». Интегральный комфорт = 70.0, аномальность = 51.7. Ключевые рекомендации: Есть умеренное отклонение от сезонной нормы, поэтому одежду и активность лучше подбирать по фактической погоде.; Комфорт умеренный: лучше выбрать многослойную одежду и учитывать ветер.; Температура выше нормы на 5.2°C..</w:t>
+        <w:rPr>
+          <w:lang w:val="ru-RU"/>
+        </w:rPr>
+        <w:t>Санкт-Петербург: текущая температура 10.0°</w:t>
       </w:r>
+      <w:r>
+        <w:t>C</w:t>
+      </w:r>
+      <w:r>
+        <w:rPr>
+          <w:lang w:val="ru-RU"/>
+        </w:rPr>
+        <w:t xml:space="preserve"> при сезонной норме 4.8°</w:t>
+      </w:r>
+      <w:r>
+        <w:t>C</w:t>
+      </w:r>
+      <w:r>
+        <w:rPr>
+          <w:lang w:val="ru-RU"/>
+        </w:rPr>
+        <w:t>, влажность 63.0% и ветер 2.0 м/с. Лингвистическая интерпретация: температура — «Жарко», влажность — «Сухо», ветер — «Слабый». Интегральный комфорт = 70.0, аномальность = 51.7. Ключевые рекомендации: Есть умеренное отклонение от сезонной нормы, поэтому одежду и активность лучше подбирать по фактической погоде.; Комфорт умеренный: лучше выбрать многослойную одежду и учитывать ветер.; Температура выше нормы на 5.2°</w:t>
+      </w:r>
+      <w:proofErr w:type="gramStart"/>
+      <w:r>
+        <w:t>C</w:t>
+      </w:r>
+      <w:r>
+        <w:rPr>
+          <w:lang w:val="ru-RU"/>
+        </w:rPr>
+        <w:t>..</w:t>
+      </w:r>
+      <w:proofErr w:type="gramEnd"/>
     </w:p>
     <w:p>
       <w:pPr>
         <w:pStyle w:val="1"/>
+        <w:rPr>
+          <w:lang w:val="ru-RU"/>
+        </w:rPr>
       </w:pPr>
       <w:r>
+        <w:rPr>
+          <w:lang w:val="ru-RU"/>
+        </w:rPr>
         <w:t>8. Выводы</w:t>
       </w:r>
     </w:p>
@@ -1303,9 +1693,38 @@
       <w:pPr>
         <w:spacing w:line="360" w:lineRule="auto"/>
         <w:ind w:firstLine="709"/>
+        <w:rPr>
+          <w:lang w:val="ru-RU"/>
+        </w:rPr>
       </w:pPr>
       <w:r>
-        <w:t>Разработанная система успешно объединяет реальные погодные API, сезонные климатические нормы и нечеткий вывод Мамдани. Получены таблицы, графики и рекомендации, пригодные для интерпретации человеком и для включения в отчёт.</w:t>
+        <w:rPr>
+          <w:lang w:val="ru-RU"/>
+        </w:rPr>
+        <w:t xml:space="preserve">Разработанная система успешно объединяет реальные погодные </w:t>
+      </w:r>
+      <w:r>
+        <w:t>API</w:t>
+      </w:r>
+      <w:r>
+        <w:rPr>
+          <w:lang w:val="ru-RU"/>
+        </w:rPr>
+        <w:t xml:space="preserve">, сезонные климатические нормы и нечеткий вывод </w:t>
+      </w:r>
+      <w:proofErr w:type="spellStart"/>
+      <w:r>
+        <w:rPr>
+          <w:lang w:val="ru-RU"/>
+        </w:rPr>
+        <w:t>Мамдани</w:t>
+      </w:r>
+      <w:proofErr w:type="spellEnd"/>
+      <w:r>
+        <w:rPr>
+          <w:lang w:val="ru-RU"/>
+        </w:rPr>
+        <w:t>. Получены таблицы, графики и рекомендации, пригодные для интерпретации человеком и для включения в отчёт.</w:t>
       </w:r>
     </w:p>
     <w:p>
